--- a/UAT_AndroidApp_2026-09-05.docx
+++ b/UAT_AndroidApp_2026-09-05.docx
@@ -90,7 +90,7 @@
           <w:sz w:val="16"/>
           <w:szCs w:val="16"/>
         </w:rPr>
-        <w:t xml:space="preserve">1.0.0 (build 17) · aajoo-homes-1.0.0-build17-release.apk</w:t>
+        <w:t xml:space="preserve">1.0.0 (build 28) · aajoo-homes-1.0.0-build28-release.apk</w:t>
       </w:r>
       <w:r>
         <w:rPr>
@@ -189,7 +189,7 @@
           <w:sz w:val="20"/>
           <w:szCs w:val="20"/>
         </w:rPr>
-        <w:t xml:space="preserve"> every screen in build 17 — guest onboarding, sign-in, explore and search, listing, booking and payment, negotiation, bookings and cancellation, profile and KYC, saved, messages, notifications, referrals, support chat; host dashboard, bookings, the five-step listing wizard, calendar, earnings, statements, payouts, settlements, offers, negotiations, performance, boost, tickets, notifications, profile. </w:t>
+        <w:t xml:space="preserve"> every screen in build 28 — guest onboarding, sign-in, explore and search, listing, booking and payment, negotiation, bookings and cancellation, profile and KYC, saved, messages, notifications, referrals, support chat; host dashboard, bookings, the five-step listing wizard, calendar, earnings, statements, payouts, settlements, offers, negotiations, performance, boost, tickets, notifications, profile. </w:t>
       </w:r>
       <w:r>
         <w:rPr>
@@ -380,7 +380,7 @@
                 <w:sz w:val="17"/>
                 <w:szCs w:val="17"/>
               </w:rPr>
-              <w:t xml:space="preserve">aajoo-homes-1.0.0-build17-release.apk — Settings shows 'Version 1.0.0 (build 17)'. Uninstall older builds first; a newer build replaces a lower one in place.</w:t>
+              <w:t xml:space="preserve">aajoo-homes-1.0.0-build28-release.apk — Settings shows 'Version 1.0.0 (build 28)'. Uninstall older builds first; a newer build replaces a lower one in place.</w:t>
             </w:r>
           </w:p>
         </w:tc>
@@ -916,7 +916,7 @@
           <w:sz w:val="20"/>
           <w:szCs w:val="20"/>
         </w:rPr>
-        <w:t xml:space="preserve">Install build 17 on each device; confirm the version in Settings before starting.</w:t>
+        <w:t xml:space="preserve">Install build 28 on each device; confirm the version in Settings before starting.</w:t>
       </w:r>
     </w:p>
     <w:p>
@@ -3829,6 +3829,96 @@
         <w:t xml:space="preserve">6. Booking, payment and negotiation (A-BOOK)</w:t>
       </w:r>
     </w:p>
+    <w:p>
+      <w:pPr>
+        <w:pBdr>
+          <w:left w:val="single" w:color="0F766E" w:sz="18" w:space="10"/>
+        </w:pBdr>
+        <w:shd w:fill="E8F1F0" w:color="auto" w:val="clear"/>
+        <w:spacing w:after="200" w:before="100" w:line="276"/>
+        <w:ind w:left="170" w:right="170"/>
+      </w:pPr>
+      <w:r>
+        <w:rPr>
+          <w:rFonts w:ascii="Arial" w:cs="Arial" w:eastAsia="Arial" w:hAnsi="Arial"/>
+          <w:b/>
+          <w:bCs/>
+          <w:color w:val="14181E"/>
+          <w:sz w:val="20"/>
+          <w:szCs w:val="20"/>
+        </w:rPr>
+        <w:t xml:space="preserve">Two kinds of booking, told apart by the day the stay STARTS.</w:t>
+      </w:r>
+      <w:r>
+        <w:rPr>
+          <w:rFonts w:ascii="Arial" w:cs="Arial" w:eastAsia="Arial" w:hAnsi="Arial"/>
+          <w:color w:val="14181E"/>
+          <w:sz w:val="20"/>
+          <w:szCs w:val="20"/>
+        </w:rPr>
+        <w:t xml:space="preserve"> A stay starting </w:t>
+      </w:r>
+      <w:r>
+        <w:rPr>
+          <w:rFonts w:ascii="Arial" w:cs="Arial" w:eastAsia="Arial" w:hAnsi="Arial"/>
+          <w:b/>
+          <w:bCs/>
+          <w:color w:val="14181E"/>
+          <w:sz w:val="20"/>
+          <w:szCs w:val="20"/>
+        </w:rPr>
+        <w:t xml:space="preserve">today</w:t>
+      </w:r>
+      <w:r>
+        <w:rPr>
+          <w:rFonts w:ascii="Arial" w:cs="Arial" w:eastAsia="Arial" w:hAnsi="Arial"/>
+          <w:color w:val="14181E"/>
+          <w:sz w:val="20"/>
+          <w:szCs w:val="20"/>
+        </w:rPr>
+        <w:t xml:space="preserve"> is a *normal booking*: it can be negotiated, and it is paid in full or at the property. A stay starting </w:t>
+      </w:r>
+      <w:r>
+        <w:rPr>
+          <w:rFonts w:ascii="Arial" w:cs="Arial" w:eastAsia="Arial" w:hAnsi="Arial"/>
+          <w:b/>
+          <w:bCs/>
+          <w:color w:val="14181E"/>
+          <w:sz w:val="20"/>
+          <w:szCs w:val="20"/>
+        </w:rPr>
+        <w:t xml:space="preserve">tomorrow or later</w:t>
+      </w:r>
+      <w:r>
+        <w:rPr>
+          <w:rFonts w:ascii="Arial" w:cs="Arial" w:eastAsia="Arial" w:hAnsi="Arial"/>
+          <w:color w:val="14181E"/>
+          <w:sz w:val="20"/>
+          <w:szCs w:val="20"/>
+        </w:rPr>
+        <w:t xml:space="preserve"> is an *advance booking* (also called a pre-booking): it cannot be negotiated, and in exchange it offers </w:t>
+      </w:r>
+      <w:r>
+        <w:rPr>
+          <w:rFonts w:ascii="Arial" w:cs="Arial" w:eastAsia="Arial" w:hAnsi="Arial"/>
+          <w:b/>
+          <w:bCs/>
+          <w:color w:val="14181E"/>
+          <w:sz w:val="20"/>
+          <w:szCs w:val="20"/>
+        </w:rPr>
+        <w:t xml:space="preserve">pay 10% and book</w:t>
+      </w:r>
+      <w:r>
+        <w:rPr>
+          <w:rFonts w:ascii="Arial" w:cs="Arial" w:eastAsia="Arial" w:hAnsi="Arial"/>
+          <w:color w:val="14181E"/>
+          <w:sz w:val="20"/>
+          <w:szCs w:val="20"/>
+        </w:rPr>
+        <w:t xml:space="preserve"> alongside full payment and pay at property. Weekly and monthly pricing applies to both alike — a fortnight starting today and the same fortnight starting tomorrow price identically. The rule is decided in Indian time and enforced by the backend, so the website, the app and the chatbot all behave the same way. Changed 6 September 2026: before that date an offer on a future stay was accepted.</w:t>
+      </w:r>
+    </w:p>
     <w:tbl>
       <w:tblPr>
         <w:tblW w:type="dxa" w:w="9026"/>
@@ -4647,7 +4737,7 @@
                 <w:sz w:val="16"/>
                 <w:szCs w:val="16"/>
               </w:rPr>
-              <w:t xml:space="preserve">Pay at property (where allowed); pre-booking with 10% deposit; use wallet balance.</w:t>
+              <w:t xml:space="preserve">On a stay starting TOMORROW: check the payment options and pay the 10% deposit. Then on a stay starting TODAY: check the options again. Also use wallet balance.</w:t>
             </w:r>
           </w:p>
         </w:tc>
@@ -4680,7 +4770,7 @@
                 <w:sz w:val="16"/>
                 <w:szCs w:val="16"/>
               </w:rPr>
-              <w:t xml:space="preserve">Each creates the right booking type; the deposit booking shows the balance and a Pay now that charges exactly it.</w:t>
+              <w:t xml:space="preserve">Advance stay offers pay 10%, full payment and pay at property; the deposit booking shows the balance and a Pay now that charges exactly it. Same-day stay offers full payment and pay at property only — no 10% option. Each creates the right booking type.</w:t>
             </w:r>
           </w:p>
         </w:tc>
@@ -4713,7 +4803,7 @@
                 <w:sz w:val="16"/>
                 <w:szCs w:val="16"/>
               </w:rPr>
-              <w:t xml:space="preserve">H</w:t>
+              <w:t xml:space="preserve">C</w:t>
             </w:r>
           </w:p>
         </w:tc>
@@ -5609,6 +5699,543 @@
                 <w:szCs w:val="16"/>
               </w:rPr>
               <w:t xml:space="preserve">L</w:t>
+            </w:r>
+          </w:p>
+        </w:tc>
+        <w:tc>
+          <w:tcPr>
+            <w:tcW w:type="dxa" w:w="600"/>
+            <w:tcBorders>
+              <w:top w:val="none" w:color="auto" w:sz="0"/>
+              <w:left w:val="none" w:color="auto" w:sz="0"/>
+              <w:bottom w:val="single" w:color="DDE2E8" w:sz="4"/>
+              <w:right w:val="none" w:color="auto" w:sz="0"/>
+            </w:tcBorders>
+            <w:tcMar>
+              <w:top w:type="dxa" w:w="70"/>
+              <w:left w:type="dxa" w:w="90"/>
+              <w:bottom w:type="dxa" w:w="70"/>
+              <w:right w:type="dxa" w:w="90"/>
+            </w:tcMar>
+          </w:tcPr>
+          <w:p>
+            <w:pPr>
+              <w:spacing w:after="40" w:line="260"/>
+            </w:pPr>
+          </w:p>
+        </w:tc>
+        <w:tc>
+          <w:tcPr>
+            <w:tcW w:type="dxa" w:w="700"/>
+            <w:tcBorders>
+              <w:top w:val="none" w:color="auto" w:sz="0"/>
+              <w:left w:val="none" w:color="auto" w:sz="0"/>
+              <w:bottom w:val="single" w:color="DDE2E8" w:sz="4"/>
+              <w:right w:val="none" w:color="auto" w:sz="0"/>
+            </w:tcBorders>
+            <w:tcMar>
+              <w:top w:type="dxa" w:w="70"/>
+              <w:left w:type="dxa" w:w="90"/>
+              <w:bottom w:type="dxa" w:w="70"/>
+              <w:right w:type="dxa" w:w="90"/>
+            </w:tcMar>
+          </w:tcPr>
+          <w:p>
+            <w:pPr>
+              <w:spacing w:after="40" w:line="260"/>
+            </w:pPr>
+          </w:p>
+        </w:tc>
+      </w:tr>
+      <w:tr>
+        <w:trPr>
+          <w:cantSplit/>
+        </w:trPr>
+        <w:tc>
+          <w:tcPr>
+            <w:tcW w:type="dxa" w:w="800"/>
+            <w:tcBorders>
+              <w:top w:val="none" w:color="auto" w:sz="0"/>
+              <w:left w:val="none" w:color="auto" w:sz="0"/>
+              <w:bottom w:val="single" w:color="DDE2E8" w:sz="4"/>
+              <w:right w:val="none" w:color="auto" w:sz="0"/>
+            </w:tcBorders>
+            <w:tcMar>
+              <w:top w:type="dxa" w:w="70"/>
+              <w:left w:type="dxa" w:w="90"/>
+              <w:bottom w:type="dxa" w:w="70"/>
+              <w:right w:type="dxa" w:w="90"/>
+            </w:tcMar>
+          </w:tcPr>
+          <w:p>
+            <w:pPr>
+              <w:spacing w:after="40" w:line="260"/>
+            </w:pPr>
+            <w:r>
+              <w:rPr>
+                <w:rFonts w:ascii="Arial" w:cs="Arial" w:eastAsia="Arial" w:hAnsi="Arial"/>
+                <w:color w:val="14181E"/>
+                <w:sz w:val="16"/>
+                <w:szCs w:val="16"/>
+              </w:rPr>
+              <w:t xml:space="preserve">A-BOOK-10</w:t>
+            </w:r>
+          </w:p>
+        </w:tc>
+        <w:tc>
+          <w:tcPr>
+            <w:tcW w:type="dxa" w:w="3450"/>
+            <w:tcBorders>
+              <w:top w:val="none" w:color="auto" w:sz="0"/>
+              <w:left w:val="none" w:color="auto" w:sz="0"/>
+              <w:bottom w:val="single" w:color="DDE2E8" w:sz="4"/>
+              <w:right w:val="none" w:color="auto" w:sz="0"/>
+            </w:tcBorders>
+            <w:tcMar>
+              <w:top w:type="dxa" w:w="70"/>
+              <w:left w:type="dxa" w:w="90"/>
+              <w:bottom w:type="dxa" w:w="70"/>
+              <w:right w:type="dxa" w:w="90"/>
+            </w:tcMar>
+          </w:tcPr>
+          <w:p>
+            <w:pPr>
+              <w:spacing w:after="40" w:line="260"/>
+            </w:pPr>
+            <w:r>
+              <w:rPr>
+                <w:rFonts w:ascii="Arial" w:cs="Arial" w:eastAsia="Arial" w:hAnsi="Arial"/>
+                <w:b w:val="false"/>
+                <w:bCs w:val="false"/>
+                <w:color w:val="14181E"/>
+                <w:sz w:val="16"/>
+                <w:szCs w:val="16"/>
+              </w:rPr>
+              <w:t xml:space="preserve">Open a listing with dates starting TOMORROW and read the reserve button. Then set dates starting TODAY and read it again.</w:t>
+            </w:r>
+          </w:p>
+        </w:tc>
+        <w:tc>
+          <w:tcPr>
+            <w:tcW w:type="dxa" w:w="2976"/>
+            <w:tcBorders>
+              <w:top w:val="none" w:color="auto" w:sz="0"/>
+              <w:left w:val="none" w:color="auto" w:sz="0"/>
+              <w:bottom w:val="single" w:color="DDE2E8" w:sz="4"/>
+              <w:right w:val="none" w:color="auto" w:sz="0"/>
+            </w:tcBorders>
+            <w:tcMar>
+              <w:top w:type="dxa" w:w="70"/>
+              <w:left w:type="dxa" w:w="90"/>
+              <w:bottom w:type="dxa" w:w="70"/>
+              <w:right w:type="dxa" w:w="90"/>
+            </w:tcMar>
+          </w:tcPr>
+          <w:p>
+            <w:pPr>
+              <w:spacing w:after="40" w:line="260"/>
+            </w:pPr>
+            <w:r>
+              <w:rPr>
+                <w:rFonts w:ascii="Arial" w:cs="Arial" w:eastAsia="Arial" w:hAnsi="Arial"/>
+                <w:b w:val="false"/>
+                <w:bCs w:val="false"/>
+                <w:color w:val="14181E"/>
+                <w:sz w:val="16"/>
+                <w:szCs w:val="16"/>
+              </w:rPr>
+              <w:t xml:space="preserve">Tomorrow: the button says Reserve and no offer form is available. Today: it says Negotiate &amp; Reserve and an offer can be sent. Record the absence of negotiation on the advance stay as a PASS; this is the rule, not a fault.</w:t>
+            </w:r>
+          </w:p>
+        </w:tc>
+        <w:tc>
+          <w:tcPr>
+            <w:tcW w:type="dxa" w:w="500"/>
+            <w:tcBorders>
+              <w:top w:val="none" w:color="auto" w:sz="0"/>
+              <w:left w:val="none" w:color="auto" w:sz="0"/>
+              <w:bottom w:val="single" w:color="DDE2E8" w:sz="4"/>
+              <w:right w:val="none" w:color="auto" w:sz="0"/>
+            </w:tcBorders>
+            <w:tcMar>
+              <w:top w:type="dxa" w:w="70"/>
+              <w:left w:type="dxa" w:w="90"/>
+              <w:bottom w:type="dxa" w:w="70"/>
+              <w:right w:type="dxa" w:w="90"/>
+            </w:tcMar>
+          </w:tcPr>
+          <w:p>
+            <w:pPr>
+              <w:spacing w:after="40" w:line="260"/>
+            </w:pPr>
+            <w:r>
+              <w:rPr>
+                <w:rFonts w:ascii="Arial" w:cs="Arial" w:eastAsia="Arial" w:hAnsi="Arial"/>
+                <w:b w:val="false"/>
+                <w:bCs w:val="false"/>
+                <w:color w:val="14181E"/>
+                <w:sz w:val="16"/>
+                <w:szCs w:val="16"/>
+              </w:rPr>
+              <w:t xml:space="preserve">C</w:t>
+            </w:r>
+          </w:p>
+        </w:tc>
+        <w:tc>
+          <w:tcPr>
+            <w:tcW w:type="dxa" w:w="600"/>
+            <w:tcBorders>
+              <w:top w:val="none" w:color="auto" w:sz="0"/>
+              <w:left w:val="none" w:color="auto" w:sz="0"/>
+              <w:bottom w:val="single" w:color="DDE2E8" w:sz="4"/>
+              <w:right w:val="none" w:color="auto" w:sz="0"/>
+            </w:tcBorders>
+            <w:tcMar>
+              <w:top w:type="dxa" w:w="70"/>
+              <w:left w:type="dxa" w:w="90"/>
+              <w:bottom w:type="dxa" w:w="70"/>
+              <w:right w:type="dxa" w:w="90"/>
+            </w:tcMar>
+          </w:tcPr>
+          <w:p>
+            <w:pPr>
+              <w:spacing w:after="40" w:line="260"/>
+            </w:pPr>
+          </w:p>
+        </w:tc>
+        <w:tc>
+          <w:tcPr>
+            <w:tcW w:type="dxa" w:w="700"/>
+            <w:tcBorders>
+              <w:top w:val="none" w:color="auto" w:sz="0"/>
+              <w:left w:val="none" w:color="auto" w:sz="0"/>
+              <w:bottom w:val="single" w:color="DDE2E8" w:sz="4"/>
+              <w:right w:val="none" w:color="auto" w:sz="0"/>
+            </w:tcBorders>
+            <w:tcMar>
+              <w:top w:type="dxa" w:w="70"/>
+              <w:left w:type="dxa" w:w="90"/>
+              <w:bottom w:type="dxa" w:w="70"/>
+              <w:right w:type="dxa" w:w="90"/>
+            </w:tcMar>
+          </w:tcPr>
+          <w:p>
+            <w:pPr>
+              <w:spacing w:after="40" w:line="260"/>
+            </w:pPr>
+          </w:p>
+        </w:tc>
+      </w:tr>
+      <w:tr>
+        <w:trPr>
+          <w:cantSplit/>
+        </w:trPr>
+        <w:tc>
+          <w:tcPr>
+            <w:tcW w:type="dxa" w:w="800"/>
+            <w:tcBorders>
+              <w:top w:val="none" w:color="auto" w:sz="0"/>
+              <w:left w:val="none" w:color="auto" w:sz="0"/>
+              <w:bottom w:val="single" w:color="DDE2E8" w:sz="4"/>
+              <w:right w:val="none" w:color="auto" w:sz="0"/>
+            </w:tcBorders>
+            <w:tcMar>
+              <w:top w:type="dxa" w:w="70"/>
+              <w:left w:type="dxa" w:w="90"/>
+              <w:bottom w:type="dxa" w:w="70"/>
+              <w:right w:type="dxa" w:w="90"/>
+            </w:tcMar>
+          </w:tcPr>
+          <w:p>
+            <w:pPr>
+              <w:spacing w:after="40" w:line="260"/>
+            </w:pPr>
+            <w:r>
+              <w:rPr>
+                <w:rFonts w:ascii="Arial" w:cs="Arial" w:eastAsia="Arial" w:hAnsi="Arial"/>
+                <w:color w:val="14181E"/>
+                <w:sz w:val="16"/>
+                <w:szCs w:val="16"/>
+              </w:rPr>
+              <w:t xml:space="preserve">A-BOOK-11</w:t>
+            </w:r>
+          </w:p>
+        </w:tc>
+        <w:tc>
+          <w:tcPr>
+            <w:tcW w:type="dxa" w:w="3450"/>
+            <w:tcBorders>
+              <w:top w:val="none" w:color="auto" w:sz="0"/>
+              <w:left w:val="none" w:color="auto" w:sz="0"/>
+              <w:bottom w:val="single" w:color="DDE2E8" w:sz="4"/>
+              <w:right w:val="none" w:color="auto" w:sz="0"/>
+            </w:tcBorders>
+            <w:tcMar>
+              <w:top w:type="dxa" w:w="70"/>
+              <w:left w:type="dxa" w:w="90"/>
+              <w:bottom w:type="dxa" w:w="70"/>
+              <w:right w:type="dxa" w:w="90"/>
+            </w:tcMar>
+          </w:tcPr>
+          <w:p>
+            <w:pPr>
+              <w:spacing w:after="40" w:line="260"/>
+            </w:pPr>
+            <w:r>
+              <w:rPr>
+                <w:rFonts w:ascii="Arial" w:cs="Arial" w:eastAsia="Arial" w:hAnsi="Arial"/>
+                <w:b w:val="false"/>
+                <w:bCs w:val="false"/>
+                <w:color w:val="14181E"/>
+                <w:sz w:val="16"/>
+                <w:szCs w:val="16"/>
+              </w:rPr>
+              <w:t xml:space="preserve">From the dashboard deal banner or My Negotiations, open an accepted deal with Book now. Try to change the two date rows. Then tap Book different dates without the deal.</w:t>
+            </w:r>
+          </w:p>
+        </w:tc>
+        <w:tc>
+          <w:tcPr>
+            <w:tcW w:type="dxa" w:w="2976"/>
+            <w:tcBorders>
+              <w:top w:val="none" w:color="auto" w:sz="0"/>
+              <w:left w:val="none" w:color="auto" w:sz="0"/>
+              <w:bottom w:val="single" w:color="DDE2E8" w:sz="4"/>
+              <w:right w:val="none" w:color="auto" w:sz="0"/>
+            </w:tcBorders>
+            <w:tcMar>
+              <w:top w:type="dxa" w:w="70"/>
+              <w:left w:type="dxa" w:w="90"/>
+              <w:bottom w:type="dxa" w:w="70"/>
+              <w:right w:type="dxa" w:w="90"/>
+            </w:tcMar>
+          </w:tcPr>
+          <w:p>
+            <w:pPr>
+              <w:spacing w:after="40" w:line="260"/>
+            </w:pPr>
+            <w:r>
+              <w:rPr>
+                <w:rFonts w:ascii="Arial" w:cs="Arial" w:eastAsia="Arial" w:hAnsi="Arial"/>
+                <w:b w:val="false"/>
+                <w:bCs w:val="false"/>
+                <w:color w:val="14181E"/>
+                <w:sz w:val="16"/>
+                <w:szCs w:val="16"/>
+              </w:rPr>
+              <w:t xml:space="preserve">The date rows do not respond and carry no chevron; a line below names the agreed dates. Releasing removes the discount from the total, drops that line, and the date rows open again on the first tap.</w:t>
+            </w:r>
+          </w:p>
+        </w:tc>
+        <w:tc>
+          <w:tcPr>
+            <w:tcW w:type="dxa" w:w="500"/>
+            <w:tcBorders>
+              <w:top w:val="none" w:color="auto" w:sz="0"/>
+              <w:left w:val="none" w:color="auto" w:sz="0"/>
+              <w:bottom w:val="single" w:color="DDE2E8" w:sz="4"/>
+              <w:right w:val="none" w:color="auto" w:sz="0"/>
+            </w:tcBorders>
+            <w:tcMar>
+              <w:top w:type="dxa" w:w="70"/>
+              <w:left w:type="dxa" w:w="90"/>
+              <w:bottom w:type="dxa" w:w="70"/>
+              <w:right w:type="dxa" w:w="90"/>
+            </w:tcMar>
+          </w:tcPr>
+          <w:p>
+            <w:pPr>
+              <w:spacing w:after="40" w:line="260"/>
+            </w:pPr>
+            <w:r>
+              <w:rPr>
+                <w:rFonts w:ascii="Arial" w:cs="Arial" w:eastAsia="Arial" w:hAnsi="Arial"/>
+                <w:b w:val="false"/>
+                <w:bCs w:val="false"/>
+                <w:color w:val="14181E"/>
+                <w:sz w:val="16"/>
+                <w:szCs w:val="16"/>
+              </w:rPr>
+              <w:t xml:space="preserve">H</w:t>
+            </w:r>
+          </w:p>
+        </w:tc>
+        <w:tc>
+          <w:tcPr>
+            <w:tcW w:type="dxa" w:w="600"/>
+            <w:tcBorders>
+              <w:top w:val="none" w:color="auto" w:sz="0"/>
+              <w:left w:val="none" w:color="auto" w:sz="0"/>
+              <w:bottom w:val="single" w:color="DDE2E8" w:sz="4"/>
+              <w:right w:val="none" w:color="auto" w:sz="0"/>
+            </w:tcBorders>
+            <w:tcMar>
+              <w:top w:type="dxa" w:w="70"/>
+              <w:left w:type="dxa" w:w="90"/>
+              <w:bottom w:type="dxa" w:w="70"/>
+              <w:right w:type="dxa" w:w="90"/>
+            </w:tcMar>
+          </w:tcPr>
+          <w:p>
+            <w:pPr>
+              <w:spacing w:after="40" w:line="260"/>
+            </w:pPr>
+          </w:p>
+        </w:tc>
+        <w:tc>
+          <w:tcPr>
+            <w:tcW w:type="dxa" w:w="700"/>
+            <w:tcBorders>
+              <w:top w:val="none" w:color="auto" w:sz="0"/>
+              <w:left w:val="none" w:color="auto" w:sz="0"/>
+              <w:bottom w:val="single" w:color="DDE2E8" w:sz="4"/>
+              <w:right w:val="none" w:color="auto" w:sz="0"/>
+            </w:tcBorders>
+            <w:tcMar>
+              <w:top w:type="dxa" w:w="70"/>
+              <w:left w:type="dxa" w:w="90"/>
+              <w:bottom w:type="dxa" w:w="70"/>
+              <w:right w:type="dxa" w:w="90"/>
+            </w:tcMar>
+          </w:tcPr>
+          <w:p>
+            <w:pPr>
+              <w:spacing w:after="40" w:line="260"/>
+            </w:pPr>
+          </w:p>
+        </w:tc>
+      </w:tr>
+      <w:tr>
+        <w:trPr>
+          <w:cantSplit/>
+        </w:trPr>
+        <w:tc>
+          <w:tcPr>
+            <w:tcW w:type="dxa" w:w="800"/>
+            <w:tcBorders>
+              <w:top w:val="none" w:color="auto" w:sz="0"/>
+              <w:left w:val="none" w:color="auto" w:sz="0"/>
+              <w:bottom w:val="single" w:color="DDE2E8" w:sz="4"/>
+              <w:right w:val="none" w:color="auto" w:sz="0"/>
+            </w:tcBorders>
+            <w:tcMar>
+              <w:top w:type="dxa" w:w="70"/>
+              <w:left w:type="dxa" w:w="90"/>
+              <w:bottom w:type="dxa" w:w="70"/>
+              <w:right w:type="dxa" w:w="90"/>
+            </w:tcMar>
+          </w:tcPr>
+          <w:p>
+            <w:pPr>
+              <w:spacing w:after="40" w:line="260"/>
+            </w:pPr>
+            <w:r>
+              <w:rPr>
+                <w:rFonts w:ascii="Arial" w:cs="Arial" w:eastAsia="Arial" w:hAnsi="Arial"/>
+                <w:color w:val="14181E"/>
+                <w:sz w:val="16"/>
+                <w:szCs w:val="16"/>
+              </w:rPr>
+              <w:t xml:space="preserve">A-BOOK-12</w:t>
+            </w:r>
+          </w:p>
+        </w:tc>
+        <w:tc>
+          <w:tcPr>
+            <w:tcW w:type="dxa" w:w="3450"/>
+            <w:tcBorders>
+              <w:top w:val="none" w:color="auto" w:sz="0"/>
+              <w:left w:val="none" w:color="auto" w:sz="0"/>
+              <w:bottom w:val="single" w:color="DDE2E8" w:sz="4"/>
+              <w:right w:val="none" w:color="auto" w:sz="0"/>
+            </w:tcBorders>
+            <w:tcMar>
+              <w:top w:type="dxa" w:w="70"/>
+              <w:left w:type="dxa" w:w="90"/>
+              <w:bottom w:type="dxa" w:w="70"/>
+              <w:right w:type="dxa" w:w="90"/>
+            </w:tcMar>
+          </w:tcPr>
+          <w:p>
+            <w:pPr>
+              <w:spacing w:after="40" w:line="260"/>
+            </w:pPr>
+            <w:r>
+              <w:rPr>
+                <w:rFonts w:ascii="Arial" w:cs="Arial" w:eastAsia="Arial" w:hAnsi="Arial"/>
+                <w:b w:val="false"/>
+                <w:bCs w:val="false"/>
+                <w:color w:val="14181E"/>
+                <w:sz w:val="16"/>
+                <w:szCs w:val="16"/>
+              </w:rPr>
+              <w:t xml:space="preserve">My Negotiations: read what an accepted deal says about how long it lasts.</w:t>
+            </w:r>
+          </w:p>
+        </w:tc>
+        <w:tc>
+          <w:tcPr>
+            <w:tcW w:type="dxa" w:w="2976"/>
+            <w:tcBorders>
+              <w:top w:val="none" w:color="auto" w:sz="0"/>
+              <w:left w:val="none" w:color="auto" w:sz="0"/>
+              <w:bottom w:val="single" w:color="DDE2E8" w:sz="4"/>
+              <w:right w:val="none" w:color="auto" w:sz="0"/>
+            </w:tcBorders>
+            <w:tcMar>
+              <w:top w:type="dxa" w:w="70"/>
+              <w:left w:type="dxa" w:w="90"/>
+              <w:bottom w:type="dxa" w:w="70"/>
+              <w:right w:type="dxa" w:w="90"/>
+            </w:tcMar>
+          </w:tcPr>
+          <w:p>
+            <w:pPr>
+              <w:spacing w:after="40" w:line="260"/>
+            </w:pPr>
+            <w:r>
+              <w:rPr>
+                <w:rFonts w:ascii="Arial" w:cs="Arial" w:eastAsia="Arial" w:hAnsi="Arial"/>
+                <w:b w:val="false"/>
+                <w:bCs w:val="false"/>
+                <w:color w:val="14181E"/>
+                <w:sz w:val="16"/>
+                <w:szCs w:val="16"/>
+              </w:rPr>
+              <w:t xml:space="preserve">It says the deal lasts until midnight tonight. It must not say 24 hours anywhere.</w:t>
+            </w:r>
+          </w:p>
+        </w:tc>
+        <w:tc>
+          <w:tcPr>
+            <w:tcW w:type="dxa" w:w="500"/>
+            <w:tcBorders>
+              <w:top w:val="none" w:color="auto" w:sz="0"/>
+              <w:left w:val="none" w:color="auto" w:sz="0"/>
+              <w:bottom w:val="single" w:color="DDE2E8" w:sz="4"/>
+              <w:right w:val="none" w:color="auto" w:sz="0"/>
+            </w:tcBorders>
+            <w:tcMar>
+              <w:top w:type="dxa" w:w="70"/>
+              <w:left w:type="dxa" w:w="90"/>
+              <w:bottom w:type="dxa" w:w="70"/>
+              <w:right w:type="dxa" w:w="90"/>
+            </w:tcMar>
+          </w:tcPr>
+          <w:p>
+            <w:pPr>
+              <w:spacing w:after="40" w:line="260"/>
+            </w:pPr>
+            <w:r>
+              <w:rPr>
+                <w:rFonts w:ascii="Arial" w:cs="Arial" w:eastAsia="Arial" w:hAnsi="Arial"/>
+                <w:b w:val="false"/>
+                <w:bCs w:val="false"/>
+                <w:color w:val="14181E"/>
+                <w:sz w:val="16"/>
+                <w:szCs w:val="16"/>
+              </w:rPr>
+              <w:t xml:space="preserve">M</w:t>
             </w:r>
           </w:p>
         </w:tc>
@@ -8137,7 +8764,7 @@
                 <w:sz w:val="16"/>
                 <w:szCs w:val="16"/>
               </w:rPr>
-              <w:t xml:space="preserve">All open with the final copy; version reads 1.0.0 (build 17).</w:t>
+              <w:t xml:space="preserve">All open with the final copy; version reads 1.0.0 (build 28).</w:t>
             </w:r>
           </w:p>
         </w:tc>
@@ -14313,7 +14940,7 @@
           <w:sz w:val="19"/>
           <w:szCs w:val="19"/>
         </w:rPr>
-        <w:t xml:space="preserve">Sign-off means: every Critical and High case passed on both device classes on build 17, and every open defect has an owner and an agreed severity.</w:t>
+        <w:t xml:space="preserve">Sign-off means: every Critical and High case passed on both device classes on build 28, and every open defect has an owner and an agreed severity.</w:t>
       </w:r>
     </w:p>
     <w:sectPr>
